--- a/manuscript/Cover Letter.docx
+++ b/manuscript/Cover Letter.docx
@@ -191,7 +191,7 @@
           <w:i w:val="0"/>
           <w:sz w:val="24"/>
         </w:rPr>
-        <w:t>This manuscript has not been published previously and is not under consideration elsewhere. All authors have approved the submission and declare no conflicts of interest. All data analysed are publicly available from established repositories (NCBI GEO and cBioPortal). The study was conducted entirely in silico using de-identified datasets; ethics approval was therefore not required. Analysis code and reproducibility materials will be made publicly available upon acceptance.</w:t>
+        <w:t>This manuscript has not been published previously and is not under consideration elsewhere. All authors have approved the submission and declare no conflicts of interest. All data analysed are publicly available from established repositories (NCBI GEO and cBioPortal). The study was conducted entirely in silico using de-identified datasets; ethics approval was therefore not required. Complete analysis code and reproducibility materials are publicly available at: https://github.com/RafaelBotan/pam50-ihc-ml</w:t>
       </w:r>
     </w:p>
     <w:p>
